--- a/zht/docx/028.content.docx
+++ b/zht/docx/028.content.docx
@@ -402,18 +402,12 @@
           <w:lang w:val="zh_TW" w:bidi="zh_TW"/>
         </w:rPr>
       </w:r>
-      <w:hyperlink r:id="rId13">
-        <w:r>
-          <w:rPr>
-            <w:lang w:val="zh_TW" w:bidi="zh_TW"/>
-          </w:rPr>
-          <w:rPr>
-            <w:color w:val="0000EE"/>
-            <w:u w:val="single"/>
-          </w:rPr>
-          <w:t>希伯來書7:25–26</w:t>
-        </w:r>
-      </w:hyperlink>
+      <w:r>
+        <w:rPr>
+          <w:lang w:val="zh_TW" w:bidi="zh_TW"/>
+        </w:rPr>
+        <w:t>希伯來書7:25–26</w:t>
+      </w:r>
     </w:p>
     <w:p>
       <w:pPr>
@@ -426,18 +420,12 @@
           <w:lang w:val="zh_TW" w:bidi="zh_TW"/>
         </w:rPr>
       </w:r>
-      <w:hyperlink r:id="rId14">
-        <w:r>
-          <w:rPr>
-            <w:lang w:val="zh_TW" w:bidi="zh_TW"/>
-          </w:rPr>
-          <w:rPr>
-            <w:color w:val="0000EE"/>
-            <w:u w:val="single"/>
-          </w:rPr>
-          <w:t>以賽亞書53:12</w:t>
-        </w:r>
-      </w:hyperlink>
+      <w:r>
+        <w:rPr>
+          <w:lang w:val="zh_TW" w:bidi="zh_TW"/>
+        </w:rPr>
+        <w:t>以賽亞書53:12</w:t>
+      </w:r>
     </w:p>
     <w:p>
       <w:pPr>
@@ -450,18 +438,12 @@
           <w:lang w:val="zh_TW" w:bidi="zh_TW"/>
         </w:rPr>
       </w:r>
-      <w:hyperlink r:id="rId15">
-        <w:r>
-          <w:rPr>
-            <w:lang w:val="zh_TW" w:bidi="zh_TW"/>
-          </w:rPr>
-          <w:rPr>
-            <w:color w:val="0000EE"/>
-            <w:u w:val="single"/>
-          </w:rPr>
-          <w:t>耶利米書29:6–7</w:t>
-        </w:r>
-      </w:hyperlink>
+      <w:r>
+        <w:rPr>
+          <w:lang w:val="zh_TW" w:bidi="zh_TW"/>
+        </w:rPr>
+        <w:t>耶利米書29:6–7</w:t>
+      </w:r>
     </w:p>
     <w:p>
       <w:pPr>
@@ -474,18 +456,12 @@
           <w:lang w:val="zh_TW" w:bidi="zh_TW"/>
         </w:rPr>
       </w:r>
-      <w:hyperlink r:id="rId16">
-        <w:r>
-          <w:rPr>
-            <w:lang w:val="zh_TW" w:bidi="zh_TW"/>
-          </w:rPr>
-          <w:rPr>
-            <w:color w:val="0000EE"/>
-            <w:u w:val="single"/>
-          </w:rPr>
-          <w:t>羅馬書8:26–27</w:t>
-        </w:r>
-      </w:hyperlink>
+      <w:r>
+        <w:rPr>
+          <w:lang w:val="zh_TW" w:bidi="zh_TW"/>
+        </w:rPr>
+        <w:t>羅馬書8:26–27</w:t>
+      </w:r>
     </w:p>
     <w:p>
       <w:pPr>
@@ -498,30 +474,18 @@
           <w:lang w:val="zh_TW" w:bidi="zh_TW"/>
         </w:rPr>
       </w:r>
-      <w:hyperlink r:id="rId16">
-        <w:r>
-          <w:rPr>
-            <w:lang w:val="zh_TW" w:bidi="zh_TW"/>
-          </w:rPr>
-          <w:rPr>
-            <w:color w:val="0000EE"/>
-            <w:u w:val="single"/>
-          </w:rPr>
-          <w:t>羅馬書</w:t>
-        </w:r>
-      </w:hyperlink>
-      <w:hyperlink r:id="rId17">
-        <w:r>
-          <w:rPr>
-            <w:lang w:val="zh_TW" w:bidi="zh_TW"/>
-          </w:rPr>
-          <w:rPr>
-            <w:color w:val="0000EE"/>
-            <w:u w:val="single"/>
-          </w:rPr>
-          <w:t>8:33–34</w:t>
-        </w:r>
-      </w:hyperlink>
+      <w:r>
+        <w:rPr>
+          <w:lang w:val="zh_TW" w:bidi="zh_TW"/>
+        </w:rPr>
+        <w:t>羅馬書</w:t>
+      </w:r>
+      <w:r>
+        <w:rPr>
+          <w:lang w:val="zh_TW" w:bidi="zh_TW"/>
+        </w:rPr>
+        <w:t>8:33–34</w:t>
+      </w:r>
     </w:p>
     <w:p>
       <w:pPr>
